--- a/proyecto construccion de software.docx
+++ b/proyecto construccion de software.docx
@@ -89,7 +89,7 @@
                     <pic:cNvPicPr/>
                   </pic:nvPicPr>
                   <pic:blipFill>
-                    <a:blip r:embed="rId7">
+                    <a:blip r:embed="rId8">
                       <a:extLst>
                         <a:ext uri="{28A0092B-C50C-407E-A947-70E740481C1C}">
                           <a14:useLocalDpi xmlns:a14="http://schemas.microsoft.com/office/drawing/2010/main" val="0"/>
@@ -986,7 +986,7 @@
                     <pic:cNvPicPr/>
                   </pic:nvPicPr>
                   <pic:blipFill>
-                    <a:blip r:embed="rId8">
+                    <a:blip r:embed="rId9">
                       <a:extLst>
                         <a:ext uri="{28A0092B-C50C-407E-A947-70E740481C1C}">
                           <a14:useLocalDpi xmlns:a14="http://schemas.microsoft.com/office/drawing/2010/main" val="0"/>
@@ -1050,7 +1050,7 @@
                     <pic:cNvPicPr/>
                   </pic:nvPicPr>
                   <pic:blipFill>
-                    <a:blip r:embed="rId9">
+                    <a:blip r:embed="rId10">
                       <a:extLst>
                         <a:ext uri="{28A0092B-C50C-407E-A947-70E740481C1C}">
                           <a14:useLocalDpi xmlns:a14="http://schemas.microsoft.com/office/drawing/2010/main" val="0"/>
@@ -1144,7 +1144,7 @@
                     <pic:cNvPicPr/>
                   </pic:nvPicPr>
                   <pic:blipFill>
-                    <a:blip r:embed="rId10">
+                    <a:blip r:embed="rId11">
                       <a:extLst>
                         <a:ext uri="{28A0092B-C50C-407E-A947-70E740481C1C}">
                           <a14:useLocalDpi xmlns:a14="http://schemas.microsoft.com/office/drawing/2010/main" val="0"/>
@@ -1714,7 +1714,7 @@
         </w:rPr>
         <w:lastRenderedPageBreak/>
         <w:drawing>
-          <wp:anchor distT="0" distB="0" distL="114300" distR="114300" simplePos="0" relativeHeight="251920896" behindDoc="0" locked="0" layoutInCell="1" allowOverlap="1" wp14:anchorId="57C96FE0" wp14:editId="617F2C00">
+          <wp:anchor distT="0" distB="0" distL="114300" distR="114300" simplePos="0" relativeHeight="251920896" behindDoc="0" locked="0" layoutInCell="1" allowOverlap="1" wp14:anchorId="57C96FE0" wp14:editId="32E80BA5">
             <wp:simplePos x="0" y="0"/>
             <wp:positionH relativeFrom="margin">
               <wp:posOffset>-110309</wp:posOffset>
@@ -1737,7 +1737,7 @@
                     <pic:cNvPicPr/>
                   </pic:nvPicPr>
                   <pic:blipFill>
-                    <a:blip r:embed="rId11" cstate="print">
+                    <a:blip r:embed="rId12" cstate="print">
                       <a:extLst>
                         <a:ext uri="{28A0092B-C50C-407E-A947-70E740481C1C}">
                           <a14:useLocalDpi xmlns:a14="http://schemas.microsoft.com/office/drawing/2010/main" val="0"/>
@@ -1828,7 +1828,7 @@
           <w:lang w:val="es-MX"/>
         </w:rPr>
         <w:drawing>
-          <wp:anchor distT="0" distB="0" distL="114300" distR="114300" simplePos="0" relativeHeight="251927040" behindDoc="0" locked="0" layoutInCell="1" allowOverlap="1" wp14:anchorId="703AE524" wp14:editId="53E05DE6">
+          <wp:anchor distT="0" distB="0" distL="114300" distR="114300" simplePos="0" relativeHeight="251927040" behindDoc="0" locked="0" layoutInCell="1" allowOverlap="1" wp14:anchorId="703AE524" wp14:editId="7A65EAA7">
             <wp:simplePos x="0" y="0"/>
             <wp:positionH relativeFrom="margin">
               <wp:align>left</wp:align>
@@ -1851,7 +1851,7 @@
                     <pic:cNvPicPr/>
                   </pic:nvPicPr>
                   <pic:blipFill rotWithShape="1">
-                    <a:blip r:embed="rId12" cstate="print">
+                    <a:blip r:embed="rId13" cstate="print">
                       <a:extLst>
                         <a:ext uri="{28A0092B-C50C-407E-A947-70E740481C1C}">
                           <a14:useLocalDpi xmlns:a14="http://schemas.microsoft.com/office/drawing/2010/main" val="0"/>
@@ -1964,7 +1964,7 @@
           <w:lang w:val="es-MX"/>
         </w:rPr>
         <w:drawing>
-          <wp:anchor distT="0" distB="0" distL="114300" distR="114300" simplePos="0" relativeHeight="251935232" behindDoc="0" locked="0" layoutInCell="1" allowOverlap="1" wp14:anchorId="1610C1A2" wp14:editId="29F9167C">
+          <wp:anchor distT="0" distB="0" distL="114300" distR="114300" simplePos="0" relativeHeight="251935232" behindDoc="0" locked="0" layoutInCell="1" allowOverlap="1" wp14:anchorId="1610C1A2" wp14:editId="384CEE7C">
             <wp:simplePos x="0" y="0"/>
             <wp:positionH relativeFrom="page">
               <wp:align>right</wp:align>
@@ -1987,7 +1987,7 @@
                     <pic:cNvPicPr/>
                   </pic:nvPicPr>
                   <pic:blipFill>
-                    <a:blip r:embed="rId13" cstate="print">
+                    <a:blip r:embed="rId14" cstate="print">
                       <a:extLst>
                         <a:ext uri="{28A0092B-C50C-407E-A947-70E740481C1C}">
                           <a14:useLocalDpi xmlns:a14="http://schemas.microsoft.com/office/drawing/2010/main" val="0"/>
@@ -2201,7 +2201,7 @@
                     <pic:cNvPicPr/>
                   </pic:nvPicPr>
                   <pic:blipFill>
-                    <a:blip r:embed="rId14">
+                    <a:blip r:embed="rId15">
                       <a:extLst>
                         <a:ext uri="{28A0092B-C50C-407E-A947-70E740481C1C}">
                           <a14:useLocalDpi xmlns:a14="http://schemas.microsoft.com/office/drawing/2010/main" val="0"/>
@@ -2335,7 +2335,7 @@
                     </pic:cNvPicPr>
                   </pic:nvPicPr>
                   <pic:blipFill>
-                    <a:blip r:embed="rId15" cstate="print">
+                    <a:blip r:embed="rId16" cstate="print">
                       <a:extLst>
                         <a:ext uri="{28A0092B-C50C-407E-A947-70E740481C1C}">
                           <a14:useLocalDpi xmlns:a14="http://schemas.microsoft.com/office/drawing/2010/main" val="0"/>
@@ -2402,7 +2402,7 @@
                     </pic:cNvPicPr>
                   </pic:nvPicPr>
                   <pic:blipFill>
-                    <a:blip r:embed="rId16" cstate="print">
+                    <a:blip r:embed="rId17" cstate="print">
                       <a:extLst>
                         <a:ext uri="{28A0092B-C50C-407E-A947-70E740481C1C}">
                           <a14:useLocalDpi xmlns:a14="http://schemas.microsoft.com/office/drawing/2010/main" val="0"/>
@@ -2531,6 +2531,7 @@
       </w:pPr>
       <w:r>
         <w:rPr>
+          <w:noProof/>
           <w:lang w:val="es-MX"/>
         </w:rPr>
         <w:drawing>
@@ -2557,7 +2558,7 @@
                     <pic:cNvPicPr/>
                   </pic:nvPicPr>
                   <pic:blipFill>
-                    <a:blip r:embed="rId17">
+                    <a:blip r:embed="rId18">
                       <a:extLst>
                         <a:ext uri="{28A0092B-C50C-407E-A947-70E740481C1C}">
                           <a14:useLocalDpi xmlns:a14="http://schemas.microsoft.com/office/drawing/2010/main" val="0"/>
@@ -2605,36 +2606,205 @@
     </w:p>
     <w:p>
       <w:pPr>
-        <w:tabs>
-          <w:tab w:val="left" w:pos="990"/>
-        </w:tabs>
+        <w:rPr>
+          <w:sz w:val="40"/>
+          <w:szCs w:val="40"/>
+          <w:lang w:val="es-MX"/>
+        </w:rPr>
+      </w:pPr>
+    </w:p>
+    <w:p>
+      <w:pPr>
+        <w:rPr>
+          <w:sz w:val="40"/>
+          <w:szCs w:val="40"/>
+          <w:lang w:val="es-MX"/>
+        </w:rPr>
+      </w:pPr>
+      <w:r>
+        <w:rPr>
+          <w:sz w:val="40"/>
+          <w:szCs w:val="40"/>
+          <w:lang w:val="es-MX"/>
+        </w:rPr>
+        <w:br w:type="page"/>
+      </w:r>
+    </w:p>
+    <w:p>
+      <w:pPr>
+        <w:rPr>
+          <w:b/>
+          <w:bCs/>
+          <w:sz w:val="40"/>
+          <w:szCs w:val="40"/>
+          <w:lang w:val="es-MX"/>
+        </w:rPr>
+      </w:pPr>
+      <w:r>
+        <w:rPr>
+          <w:b/>
+          <w:bCs/>
+          <w:sz w:val="40"/>
+          <w:szCs w:val="40"/>
+          <w:lang w:val="es-MX"/>
+        </w:rPr>
+        <w:lastRenderedPageBreak/>
+        <w:tab/>
+        <w:t>MAPA DE NAVEGACIÓN</w:t>
+      </w:r>
+    </w:p>
+    <w:p>
+      <w:pPr>
         <w:rPr>
           <w:sz w:val="32"/>
           <w:szCs w:val="32"/>
           <w:lang w:val="es-MX"/>
         </w:rPr>
       </w:pPr>
-    </w:p>
-    <w:p>
-      <w:pPr>
-        <w:rPr>
-          <w:lang w:val="es-MX"/>
-        </w:rPr>
-      </w:pPr>
-    </w:p>
-    <w:p>
-      <w:pPr>
-        <w:rPr>
-          <w:lang w:val="es-MX"/>
-        </w:rPr>
-      </w:pPr>
-    </w:p>
-    <w:p>
-      <w:pPr>
-        <w:rPr>
-          <w:lang w:val="es-MX"/>
-        </w:rPr>
-      </w:pPr>
+      <w:r>
+        <w:rPr>
+          <w:lang w:val="es-MX"/>
+        </w:rPr>
+        <w:drawing>
+          <wp:anchor distT="0" distB="0" distL="114300" distR="114300" simplePos="0" relativeHeight="251939328" behindDoc="0" locked="0" layoutInCell="1" allowOverlap="1" wp14:anchorId="728FAB5B" wp14:editId="4726A1AD">
+            <wp:simplePos x="0" y="0"/>
+            <wp:positionH relativeFrom="margin">
+              <wp:align>center</wp:align>
+            </wp:positionH>
+            <wp:positionV relativeFrom="paragraph">
+              <wp:posOffset>701085</wp:posOffset>
+            </wp:positionV>
+            <wp:extent cx="5720715" cy="6815455"/>
+            <wp:effectExtent l="0" t="0" r="0" b="4445"/>
+            <wp:wrapTopAndBottom/>
+            <wp:docPr id="1298002244" name="Imagen 1" descr="Diagrama, Esquemático&#10;&#10;El contenido generado por IA puede ser incorrecto."/>
+            <wp:cNvGraphicFramePr>
+              <a:graphicFrameLocks xmlns:a="http://schemas.openxmlformats.org/drawingml/2006/main" noChangeAspect="1"/>
+            </wp:cNvGraphicFramePr>
+            <a:graphic xmlns:a="http://schemas.openxmlformats.org/drawingml/2006/main">
+              <a:graphicData uri="http://schemas.openxmlformats.org/drawingml/2006/picture">
+                <pic:pic xmlns:pic="http://schemas.openxmlformats.org/drawingml/2006/picture">
+                  <pic:nvPicPr>
+                    <pic:cNvPr id="1298002244" name="Imagen 1" descr="Diagrama, Esquemático&#10;&#10;El contenido generado por IA puede ser incorrecto."/>
+                    <pic:cNvPicPr/>
+                  </pic:nvPicPr>
+                  <pic:blipFill>
+                    <a:blip r:embed="rId19">
+                      <a:extLst>
+                        <a:ext uri="{28A0092B-C50C-407E-A947-70E740481C1C}">
+                          <a14:useLocalDpi xmlns:a14="http://schemas.microsoft.com/office/drawing/2010/main" val="0"/>
+                        </a:ext>
+                      </a:extLst>
+                    </a:blip>
+                    <a:stretch>
+                      <a:fillRect/>
+                    </a:stretch>
+                  </pic:blipFill>
+                  <pic:spPr>
+                    <a:xfrm>
+                      <a:off x="0" y="0"/>
+                      <a:ext cx="5720715" cy="6815455"/>
+                    </a:xfrm>
+                    <a:prstGeom prst="rect">
+                      <a:avLst/>
+                    </a:prstGeom>
+                  </pic:spPr>
+                </pic:pic>
+              </a:graphicData>
+            </a:graphic>
+            <wp14:sizeRelH relativeFrom="margin">
+              <wp14:pctWidth>0</wp14:pctWidth>
+            </wp14:sizeRelH>
+            <wp14:sizeRelV relativeFrom="margin">
+              <wp14:pctHeight>0</wp14:pctHeight>
+            </wp14:sizeRelV>
+          </wp:anchor>
+        </w:drawing>
+      </w:r>
+      <w:r>
+        <w:rPr>
+          <w:sz w:val="32"/>
+          <w:szCs w:val="32"/>
+          <w:lang w:val="es-MX"/>
+        </w:rPr>
+        <w:tab/>
+      </w:r>
+      <w:r>
+        <w:rPr>
+          <w:sz w:val="32"/>
+          <w:szCs w:val="32"/>
+          <w:lang w:val="es-MX"/>
+        </w:rPr>
+        <w:tab/>
+        <w:t xml:space="preserve">Durante la navegación por la </w:t>
+      </w:r>
+      <w:proofErr w:type="spellStart"/>
+      <w:r>
+        <w:rPr>
+          <w:sz w:val="32"/>
+          <w:szCs w:val="32"/>
+          <w:lang w:val="es-MX"/>
+        </w:rPr>
+        <w:t>pagina</w:t>
+      </w:r>
+      <w:proofErr w:type="spellEnd"/>
+      <w:r>
+        <w:rPr>
+          <w:sz w:val="32"/>
+          <w:szCs w:val="32"/>
+          <w:lang w:val="es-MX"/>
+        </w:rPr>
+        <w:t xml:space="preserve"> tanto del usuario como del administrador, se podrán tomar diversas rutas.</w:t>
+      </w:r>
+    </w:p>
+    <w:p>
+      <w:pPr>
+        <w:rPr>
+          <w:sz w:val="32"/>
+          <w:szCs w:val="32"/>
+          <w:lang w:val="es-MX"/>
+        </w:rPr>
+      </w:pPr>
+      <w:r>
+        <w:rPr>
+          <w:sz w:val="32"/>
+          <w:szCs w:val="32"/>
+          <w:lang w:val="es-MX"/>
+        </w:rPr>
+        <w:tab/>
+      </w:r>
+      <w:r>
+        <w:rPr>
+          <w:sz w:val="32"/>
+          <w:szCs w:val="32"/>
+          <w:lang w:val="es-MX"/>
+        </w:rPr>
+        <w:tab/>
+      </w:r>
+      <w:r>
+        <w:rPr>
+          <w:sz w:val="32"/>
+          <w:szCs w:val="32"/>
+          <w:lang w:val="es-MX"/>
+        </w:rPr>
+        <w:tab/>
+      </w:r>
+      <w:r>
+        <w:rPr>
+          <w:sz w:val="32"/>
+          <w:szCs w:val="32"/>
+          <w:lang w:val="es-MX"/>
+        </w:rPr>
+        <w:tab/>
+      </w:r>
+      <w:r>
+        <w:rPr>
+          <w:sz w:val="32"/>
+          <w:szCs w:val="32"/>
+          <w:lang w:val="es-MX"/>
+        </w:rPr>
+        <w:tab/>
+      </w:r>
     </w:p>
     <w:p>
       <w:pPr>
@@ -4975,4 +5145,16 @@
     </a:ext>
   </a:extLst>
 </a:theme>
+</file>
+
+<file path=customXml/item1.xml><?xml version="1.0" encoding="utf-8"?>
+<b:Sources xmlns:b="http://schemas.openxmlformats.org/officeDocument/2006/bibliography" xmlns="http://schemas.openxmlformats.org/officeDocument/2006/bibliography" SelectedStyle="\APASixthEditionOfficeOnline.xsl" StyleName="APA" Version="6"/>
+</file>
+
+<file path=customXml/itemProps1.xml><?xml version="1.0" encoding="utf-8"?>
+<ds:datastoreItem xmlns:ds="http://schemas.openxmlformats.org/officeDocument/2006/customXml" ds:itemID="{A92F2E7F-95FA-4C83-80B0-056A27366D57}">
+  <ds:schemaRefs>
+    <ds:schemaRef ds:uri="http://schemas.openxmlformats.org/officeDocument/2006/bibliography"/>
+  </ds:schemaRefs>
+</ds:datastoreItem>
 </file>